--- a/docs/Knowledge_base.docx
+++ b/docs/Knowledge_base.docx
@@ -6,6 +6,7 @@
       <w:pPr>
         <w:spacing w:after="80"/>
         <w:rPr>
+          <w:color w:val="000000" w:themeColor="text1"/>
           <w:lang w:val="vi-VN"/>
         </w:rPr>
       </w:pPr>
@@ -13,7 +14,7 @@
         <w:rPr>
           <w:rFonts w:ascii="Arial" w:hAnsi="Arial"/>
           <w:b/>
-          <w:color w:val="1B4332"/>
+          <w:color w:val="000000" w:themeColor="text1"/>
           <w:sz w:val="44"/>
           <w:lang w:val="vi-VN"/>
         </w:rPr>
@@ -24,37 +25,135 @@
       <w:pPr>
         <w:keepNext/>
         <w:spacing w:before="360" w:after="120"/>
+        <w:rPr>
+          <w:color w:val="000000" w:themeColor="text1"/>
+          <w:lang w:val="vi-VN"/>
+        </w:rPr>
       </w:pPr>
       <w:r>
         <w:rPr>
           <w:rFonts w:ascii="Arial" w:hAnsi="Arial"/>
           <w:b/>
-          <w:color w:val="1B4332"/>
+          <w:color w:val="000000" w:themeColor="text1"/>
           <w:sz w:val="32"/>
         </w:rPr>
-        <w:t>1. Frontend là gì? (Giao diện người dùng)</w:t>
+        <w:t xml:space="preserve">1. Frontend </w:t>
+      </w:r>
+      <w:proofErr w:type="spellStart"/>
+      <w:r>
+        <w:rPr>
+          <w:rFonts w:ascii="Arial" w:hAnsi="Arial"/>
+          <w:b/>
+          <w:color w:val="000000" w:themeColor="text1"/>
+          <w:sz w:val="32"/>
+        </w:rPr>
+        <w:t>là</w:t>
+      </w:r>
+      <w:proofErr w:type="spellEnd"/>
+      <w:r>
+        <w:rPr>
+          <w:rFonts w:ascii="Arial" w:hAnsi="Arial"/>
+          <w:b/>
+          <w:color w:val="000000" w:themeColor="text1"/>
+          <w:sz w:val="32"/>
+        </w:rPr>
+        <w:t xml:space="preserve"> </w:t>
+      </w:r>
+      <w:proofErr w:type="spellStart"/>
+      <w:r>
+        <w:rPr>
+          <w:rFonts w:ascii="Arial" w:hAnsi="Arial"/>
+          <w:b/>
+          <w:color w:val="000000" w:themeColor="text1"/>
+          <w:sz w:val="32"/>
+        </w:rPr>
+        <w:t>gì</w:t>
+      </w:r>
+      <w:proofErr w:type="spellEnd"/>
+      <w:r>
+        <w:rPr>
+          <w:rFonts w:ascii="Arial" w:hAnsi="Arial"/>
+          <w:b/>
+          <w:color w:val="000000" w:themeColor="text1"/>
+          <w:sz w:val="32"/>
+        </w:rPr>
+        <w:t>?</w:t>
       </w:r>
     </w:p>
     <w:p>
       <w:pPr>
         <w:spacing w:after="120"/>
+        <w:rPr>
+          <w:color w:val="000000" w:themeColor="text1"/>
+        </w:rPr>
       </w:pPr>
       <w:r>
         <w:rPr>
           <w:rFonts w:ascii="Arial" w:hAnsi="Arial"/>
-          <w:color w:val="2C3E50"/>
+          <w:color w:val="000000" w:themeColor="text1"/>
         </w:rPr>
-        <w:t>Frontend là toàn bộ phần 'mặt tiền' của ứng dụng mà người dùng có thể nhìn thấy, chạm vào và tương tác trực tiếp trên trình duyệt web (Google Chrome, Safari, Edge...). Nó chịu trách nhiệm hiển thị bố cục, màu sắc, các ô nhập liệu (input), nút bấm (button) và biểu đồ kết quả.</w:t>
+        <w:t xml:space="preserve">Frontend </w:t>
+      </w:r>
+      <w:proofErr w:type="spellStart"/>
+      <w:r>
+        <w:rPr>
+          <w:rFonts w:ascii="Arial" w:hAnsi="Arial"/>
+          <w:color w:val="000000" w:themeColor="text1"/>
+        </w:rPr>
+        <w:t>là</w:t>
+      </w:r>
+      <w:proofErr w:type="spellEnd"/>
+      <w:r>
+        <w:rPr>
+          <w:rFonts w:ascii="Arial" w:hAnsi="Arial"/>
+          <w:color w:val="000000" w:themeColor="text1"/>
+        </w:rPr>
+        <w:t xml:space="preserve"> </w:t>
+      </w:r>
+      <w:proofErr w:type="spellStart"/>
+      <w:r>
+        <w:rPr>
+          <w:rFonts w:ascii="Arial" w:hAnsi="Arial"/>
+          <w:color w:val="000000" w:themeColor="text1"/>
+        </w:rPr>
+        <w:t>toàn</w:t>
+      </w:r>
+      <w:proofErr w:type="spellEnd"/>
+      <w:r>
+        <w:rPr>
+          <w:rFonts w:ascii="Arial" w:hAnsi="Arial"/>
+          <w:color w:val="000000" w:themeColor="text1"/>
+        </w:rPr>
+        <w:t xml:space="preserve"> </w:t>
+      </w:r>
+      <w:proofErr w:type="spellStart"/>
+      <w:r>
+        <w:rPr>
+          <w:rFonts w:ascii="Arial" w:hAnsi="Arial"/>
+          <w:color w:val="000000" w:themeColor="text1"/>
+        </w:rPr>
+        <w:t>bộ</w:t>
+      </w:r>
+      <w:proofErr w:type="spellEnd"/>
+      <w:r>
+        <w:rPr>
+          <w:rFonts w:ascii="Arial" w:hAnsi="Arial"/>
+          <w:color w:val="000000" w:themeColor="text1"/>
+        </w:rPr>
+        <w:t xml:space="preserve"> phần 'mặt tiền' của ứng dụng mà người dùng có thể nhìn thấy, chạm vào và tương tác trực tiếp trên trình duyệt web (Google Chrome, Safari, Edge...). Nó chịu trách nhiệm hiển thị bố cục, màu sắc, các ô nhập liệu (input), nút bấm (button) và biểu đồ kết quả.</w:t>
       </w:r>
     </w:p>
     <w:p>
       <w:pPr>
         <w:spacing w:after="120"/>
+        <w:rPr>
+          <w:color w:val="000000" w:themeColor="text1"/>
+        </w:rPr>
       </w:pPr>
       <w:r>
         <w:rPr>
           <w:rFonts w:ascii="Arial" w:hAnsi="Arial"/>
-          <w:color w:val="2C3E50"/>
+          <w:color w:val="000000" w:themeColor="text1"/>
         </w:rPr>
         <w:t>Trong dự án NutriBudget, Frontend chính là trang web nơi người dùng nhập các thông số cơ thể (cân nặng, chiều cao, tuổi, mức độ vận động) ở Form 1, nhập ngân sách tối đa ở Form 2, và xem kết quả thực đơn hiển thị trực quan dưới dạng bảng hoặc thẻ card.</w:t>
       </w:r>
@@ -63,79 +162,332 @@
       <w:pPr>
         <w:keepNext/>
         <w:spacing w:before="360" w:after="120"/>
+        <w:rPr>
+          <w:color w:val="000000" w:themeColor="text1"/>
+          <w:lang w:val="vi-VN"/>
+        </w:rPr>
       </w:pPr>
       <w:r>
         <w:rPr>
           <w:rFonts w:ascii="Arial" w:hAnsi="Arial"/>
           <w:b/>
-          <w:color w:val="1B4332"/>
+          <w:color w:val="000000" w:themeColor="text1"/>
           <w:sz w:val="32"/>
         </w:rPr>
-        <w:t>2. Backend là gì? (Bộ não xử lý ngầm)</w:t>
+        <w:t xml:space="preserve">2. Backend </w:t>
+      </w:r>
+      <w:proofErr w:type="spellStart"/>
+      <w:r>
+        <w:rPr>
+          <w:rFonts w:ascii="Arial" w:hAnsi="Arial"/>
+          <w:b/>
+          <w:color w:val="000000" w:themeColor="text1"/>
+          <w:sz w:val="32"/>
+        </w:rPr>
+        <w:t>là</w:t>
+      </w:r>
+      <w:proofErr w:type="spellEnd"/>
+      <w:r>
+        <w:rPr>
+          <w:rFonts w:ascii="Arial" w:hAnsi="Arial"/>
+          <w:b/>
+          <w:color w:val="000000" w:themeColor="text1"/>
+          <w:sz w:val="32"/>
+        </w:rPr>
+        <w:t xml:space="preserve"> </w:t>
+      </w:r>
+      <w:proofErr w:type="spellStart"/>
+      <w:r>
+        <w:rPr>
+          <w:rFonts w:ascii="Arial" w:hAnsi="Arial"/>
+          <w:b/>
+          <w:color w:val="000000" w:themeColor="text1"/>
+          <w:sz w:val="32"/>
+        </w:rPr>
+        <w:t>gì</w:t>
+      </w:r>
+      <w:proofErr w:type="spellEnd"/>
+      <w:r>
+        <w:rPr>
+          <w:rFonts w:ascii="Arial" w:hAnsi="Arial"/>
+          <w:b/>
+          <w:color w:val="000000" w:themeColor="text1"/>
+          <w:sz w:val="32"/>
+        </w:rPr>
+        <w:t>?</w:t>
       </w:r>
     </w:p>
     <w:p>
       <w:pPr>
         <w:spacing w:after="120"/>
+        <w:rPr>
+          <w:color w:val="000000" w:themeColor="text1"/>
+        </w:rPr>
       </w:pPr>
       <w:r>
         <w:rPr>
           <w:rFonts w:ascii="Arial" w:hAnsi="Arial"/>
-          <w:color w:val="2C3E50"/>
+          <w:color w:val="000000" w:themeColor="text1"/>
         </w:rPr>
-        <w:t>Backend là phần 'hậu trường' chạy trên máy chủ (server) mà người dùng bình thường không bao giờ nhìn thấy trực tiếp. Khi người dùng bấm nút trên giao diện, Frontend sẽ gửi yêu cầu (request) ngầm đến Backend để xử lý logic tính toán, gọi Cơ sở dữ liệu hoặc AI Agent.</w:t>
+        <w:t xml:space="preserve">Backend </w:t>
+      </w:r>
+      <w:proofErr w:type="spellStart"/>
+      <w:r>
+        <w:rPr>
+          <w:rFonts w:ascii="Arial" w:hAnsi="Arial"/>
+          <w:color w:val="000000" w:themeColor="text1"/>
+        </w:rPr>
+        <w:t>là</w:t>
+      </w:r>
+      <w:proofErr w:type="spellEnd"/>
+      <w:r>
+        <w:rPr>
+          <w:rFonts w:ascii="Arial" w:hAnsi="Arial"/>
+          <w:color w:val="000000" w:themeColor="text1"/>
+        </w:rPr>
+        <w:t xml:space="preserve"> </w:t>
+      </w:r>
+      <w:proofErr w:type="spellStart"/>
+      <w:r>
+        <w:rPr>
+          <w:rFonts w:ascii="Arial" w:hAnsi="Arial"/>
+          <w:color w:val="000000" w:themeColor="text1"/>
+        </w:rPr>
+        <w:t>phần</w:t>
+      </w:r>
+      <w:proofErr w:type="spellEnd"/>
+      <w:r>
+        <w:rPr>
+          <w:rFonts w:ascii="Arial" w:hAnsi="Arial"/>
+          <w:color w:val="000000" w:themeColor="text1"/>
+        </w:rPr>
+        <w:t xml:space="preserve"> '</w:t>
+      </w:r>
+      <w:proofErr w:type="spellStart"/>
+      <w:r>
+        <w:rPr>
+          <w:rFonts w:ascii="Arial" w:hAnsi="Arial"/>
+          <w:color w:val="000000" w:themeColor="text1"/>
+        </w:rPr>
+        <w:t>hậu</w:t>
+      </w:r>
+      <w:proofErr w:type="spellEnd"/>
+      <w:r>
+        <w:rPr>
+          <w:rFonts w:ascii="Arial" w:hAnsi="Arial"/>
+          <w:color w:val="000000" w:themeColor="text1"/>
+        </w:rPr>
+        <w:t xml:space="preserve"> </w:t>
+      </w:r>
+      <w:proofErr w:type="spellStart"/>
+      <w:r>
+        <w:rPr>
+          <w:rFonts w:ascii="Arial" w:hAnsi="Arial"/>
+          <w:color w:val="000000" w:themeColor="text1"/>
+        </w:rPr>
+        <w:t>trường</w:t>
+      </w:r>
+      <w:proofErr w:type="spellEnd"/>
+      <w:r>
+        <w:rPr>
+          <w:rFonts w:ascii="Arial" w:hAnsi="Arial"/>
+          <w:color w:val="000000" w:themeColor="text1"/>
+        </w:rPr>
+        <w:t>' chạy trên máy chủ (server) mà người dùng bình thường không bao giờ nhìn thấy trực tiếp. Khi người dùng bấm nút trên giao diện, Frontend sẽ gửi yêu cầu (request) ngầm đến Backend để xử lý logic tính toán, gọi Cơ sở dữ liệu hoặc AI Agent.</w:t>
       </w:r>
     </w:p>
     <w:p>
       <w:pPr>
         <w:keepNext/>
         <w:spacing w:before="360" w:after="120"/>
+        <w:rPr>
+          <w:color w:val="000000" w:themeColor="text1"/>
+          <w:lang w:val="vi-VN"/>
+        </w:rPr>
       </w:pPr>
       <w:r>
         <w:rPr>
           <w:rFonts w:ascii="Arial" w:hAnsi="Arial"/>
           <w:b/>
-          <w:color w:val="1B4332"/>
+          <w:color w:val="000000" w:themeColor="text1"/>
           <w:sz w:val="32"/>
         </w:rPr>
-        <w:t>3. Database là gì? (Kho lưu trữ dữ liệu)</w:t>
+        <w:t xml:space="preserve">3. Database </w:t>
+      </w:r>
+      <w:proofErr w:type="spellStart"/>
+      <w:r>
+        <w:rPr>
+          <w:rFonts w:ascii="Arial" w:hAnsi="Arial"/>
+          <w:b/>
+          <w:color w:val="000000" w:themeColor="text1"/>
+          <w:sz w:val="32"/>
+        </w:rPr>
+        <w:t>là</w:t>
+      </w:r>
+      <w:proofErr w:type="spellEnd"/>
+      <w:r>
+        <w:rPr>
+          <w:rFonts w:ascii="Arial" w:hAnsi="Arial"/>
+          <w:b/>
+          <w:color w:val="000000" w:themeColor="text1"/>
+          <w:sz w:val="32"/>
+        </w:rPr>
+        <w:t xml:space="preserve"> </w:t>
+      </w:r>
+      <w:proofErr w:type="spellStart"/>
+      <w:r>
+        <w:rPr>
+          <w:rFonts w:ascii="Arial" w:hAnsi="Arial"/>
+          <w:b/>
+          <w:color w:val="000000" w:themeColor="text1"/>
+          <w:sz w:val="32"/>
+        </w:rPr>
+        <w:t>gì</w:t>
+      </w:r>
+      <w:proofErr w:type="spellEnd"/>
+      <w:r>
+        <w:rPr>
+          <w:rFonts w:ascii="Arial" w:hAnsi="Arial"/>
+          <w:b/>
+          <w:color w:val="000000" w:themeColor="text1"/>
+          <w:sz w:val="32"/>
+        </w:rPr>
+        <w:t>?</w:t>
       </w:r>
     </w:p>
     <w:p>
       <w:pPr>
         <w:spacing w:after="120"/>
+        <w:rPr>
+          <w:color w:val="000000" w:themeColor="text1"/>
+        </w:rPr>
       </w:pPr>
       <w:r>
         <w:rPr>
           <w:rFonts w:ascii="Arial" w:hAnsi="Arial"/>
-          <w:color w:val="2C3E50"/>
+          <w:color w:val="000000" w:themeColor="text1"/>
         </w:rPr>
-        <w:t>Database (Cơ sở dữ liệu) giống như một cái kho chứa hoặc cuốn sổ cái siêu lớn được tổ chức thành các bảng (table) có hàng (row) và cột (column) để lưu trữ thông tin lâu dài (danh sách món ăn, giá tiền, định mức dinh dưỡng).</w:t>
+        <w:t>Database (</w:t>
+      </w:r>
+      <w:proofErr w:type="spellStart"/>
+      <w:r>
+        <w:rPr>
+          <w:rFonts w:ascii="Arial" w:hAnsi="Arial"/>
+          <w:color w:val="000000" w:themeColor="text1"/>
+        </w:rPr>
+        <w:t>Cơ</w:t>
+      </w:r>
+      <w:proofErr w:type="spellEnd"/>
+      <w:r>
+        <w:rPr>
+          <w:rFonts w:ascii="Arial" w:hAnsi="Arial"/>
+          <w:color w:val="000000" w:themeColor="text1"/>
+        </w:rPr>
+        <w:t xml:space="preserve"> </w:t>
+      </w:r>
+      <w:proofErr w:type="spellStart"/>
+      <w:r>
+        <w:rPr>
+          <w:rFonts w:ascii="Arial" w:hAnsi="Arial"/>
+          <w:color w:val="000000" w:themeColor="text1"/>
+        </w:rPr>
+        <w:t>sở</w:t>
+      </w:r>
+      <w:proofErr w:type="spellEnd"/>
+      <w:r>
+        <w:rPr>
+          <w:rFonts w:ascii="Arial" w:hAnsi="Arial"/>
+          <w:color w:val="000000" w:themeColor="text1"/>
+        </w:rPr>
+        <w:t xml:space="preserve"> </w:t>
+      </w:r>
+      <w:proofErr w:type="spellStart"/>
+      <w:r>
+        <w:rPr>
+          <w:rFonts w:ascii="Arial" w:hAnsi="Arial"/>
+          <w:color w:val="000000" w:themeColor="text1"/>
+        </w:rPr>
+        <w:t>dữ</w:t>
+      </w:r>
+      <w:proofErr w:type="spellEnd"/>
+      <w:r>
+        <w:rPr>
+          <w:rFonts w:ascii="Arial" w:hAnsi="Arial"/>
+          <w:color w:val="000000" w:themeColor="text1"/>
+        </w:rPr>
+        <w:t xml:space="preserve"> liệu) giống như một cái kho chứa hoặc cuốn sổ cái siêu lớn được tổ chức thành các bảng (table) có hàng (row) và cột (column) để lưu trữ thông tin lâu dài (danh sách món ăn, giá tiền, định mức dinh dưỡng).</w:t>
       </w:r>
     </w:p>
     <w:p>
       <w:pPr>
         <w:keepNext/>
         <w:spacing w:before="360" w:after="120"/>
+        <w:rPr>
+          <w:color w:val="000000" w:themeColor="text1"/>
+          <w:lang w:val="vi-VN"/>
+        </w:rPr>
       </w:pPr>
       <w:r>
         <w:rPr>
           <w:rFonts w:ascii="Arial" w:hAnsi="Arial"/>
           <w:b/>
-          <w:color w:val="1B4332"/>
+          <w:color w:val="000000" w:themeColor="text1"/>
           <w:sz w:val="32"/>
         </w:rPr>
-        <w:t>4. REST API là gì? (Kiến trúc giao tiếp chuẩn)</w:t>
+        <w:t xml:space="preserve">4. REST API </w:t>
+      </w:r>
+      <w:proofErr w:type="spellStart"/>
+      <w:r>
+        <w:rPr>
+          <w:rFonts w:ascii="Arial" w:hAnsi="Arial"/>
+          <w:b/>
+          <w:color w:val="000000" w:themeColor="text1"/>
+          <w:sz w:val="32"/>
+        </w:rPr>
+        <w:t>là</w:t>
+      </w:r>
+      <w:proofErr w:type="spellEnd"/>
+      <w:r>
+        <w:rPr>
+          <w:rFonts w:ascii="Arial" w:hAnsi="Arial"/>
+          <w:b/>
+          <w:color w:val="000000" w:themeColor="text1"/>
+          <w:sz w:val="32"/>
+        </w:rPr>
+        <w:t xml:space="preserve"> </w:t>
+      </w:r>
+      <w:proofErr w:type="spellStart"/>
+      <w:r>
+        <w:rPr>
+          <w:rFonts w:ascii="Arial" w:hAnsi="Arial"/>
+          <w:b/>
+          <w:color w:val="000000" w:themeColor="text1"/>
+          <w:sz w:val="32"/>
+        </w:rPr>
+        <w:t>gì</w:t>
+      </w:r>
+      <w:proofErr w:type="spellEnd"/>
+      <w:r>
+        <w:rPr>
+          <w:rFonts w:ascii="Arial" w:hAnsi="Arial"/>
+          <w:b/>
+          <w:color w:val="000000" w:themeColor="text1"/>
+          <w:sz w:val="32"/>
+        </w:rPr>
+        <w:t>?</w:t>
       </w:r>
     </w:p>
     <w:p>
       <w:pPr>
         <w:spacing w:after="120"/>
+        <w:rPr>
+          <w:color w:val="000000" w:themeColor="text1"/>
+        </w:rPr>
       </w:pPr>
       <w:r>
         <w:rPr>
           <w:rFonts w:ascii="Arial" w:hAnsi="Arial"/>
-          <w:color w:val="2C3E50"/>
+          <w:color w:val="000000" w:themeColor="text1"/>
         </w:rPr>
         <w:t>REST (Representational State Transfer) là một tiêu chuẩn kiến trúc phần mềm phổ biến để thiết kế cách các hệ thống mạng (như Frontend và Backend) giao tiếp với nhau qua giao thức HTTP.</w:t>
       </w:r>
@@ -143,11 +495,14 @@
     <w:p>
       <w:pPr>
         <w:spacing w:after="120"/>
+        <w:rPr>
+          <w:color w:val="000000" w:themeColor="text1"/>
+        </w:rPr>
       </w:pPr>
       <w:r>
         <w:rPr>
           <w:rFonts w:ascii="Arial" w:hAnsi="Arial"/>
-          <w:color w:val="2C3E50"/>
+          <w:color w:val="000000" w:themeColor="text1"/>
         </w:rPr>
         <w:t>Hiểu một cách đơn giản, REST API giống như hệ thống 'đặt món' tại nhà hàng:</w:t>
       </w:r>
@@ -156,19 +511,22 @@
       <w:pPr>
         <w:pStyle w:val="ListBullet"/>
         <w:spacing w:after="80"/>
+        <w:rPr>
+          <w:color w:val="000000" w:themeColor="text1"/>
+        </w:rPr>
       </w:pPr>
       <w:r>
         <w:rPr>
           <w:rFonts w:ascii="Arial" w:hAnsi="Arial"/>
           <w:b/>
-          <w:color w:val="2C3E50"/>
+          <w:color w:val="000000" w:themeColor="text1"/>
         </w:rPr>
         <w:t xml:space="preserve">Mô hình Nhà hàng: </w:t>
       </w:r>
       <w:r>
         <w:rPr>
           <w:rFonts w:ascii="Arial" w:hAnsi="Arial"/>
-          <w:color w:val="2C3E50"/>
+          <w:color w:val="000000" w:themeColor="text1"/>
         </w:rPr>
         <w:t>Frontend (Khách hàng) muốn lấy hoặc gửi thông tin sẽ không tự vào bếp (Database/Server) lục lọi, mà phải gọi qua các 'đường dẫn' chuẩn hóa gọi là Endpoint (giống như tên các món trong menu).</w:t>
       </w:r>
@@ -177,19 +535,22 @@
       <w:pPr>
         <w:pStyle w:val="ListBullet"/>
         <w:spacing w:after="80"/>
+        <w:rPr>
+          <w:color w:val="000000" w:themeColor="text1"/>
+        </w:rPr>
       </w:pPr>
       <w:r>
         <w:rPr>
           <w:rFonts w:ascii="Arial" w:hAnsi="Arial"/>
           <w:b/>
-          <w:color w:val="2C3E50"/>
+          <w:color w:val="000000" w:themeColor="text1"/>
         </w:rPr>
         <w:t xml:space="preserve">Endpoint tài nguyên: </w:t>
       </w:r>
       <w:r>
         <w:rPr>
           <w:rFonts w:ascii="Arial" w:hAnsi="Arial"/>
-          <w:color w:val="2C3E50"/>
+          <w:color w:val="000000" w:themeColor="text1"/>
         </w:rPr>
         <w:t>Mỗi Endpoint đại diện cho một tài nguyên (Resource) cụ thể trên hệ thống. Ví dụ trong NutriBudget, ta có endpoint /api/v1/foods để quản lý thực phẩm hoặc /api/v1/meal-plan để quản lý thực đơn.</w:t>
       </w:r>
@@ -197,11 +558,14 @@
     <w:p>
       <w:pPr>
         <w:spacing w:after="120"/>
+        <w:rPr>
+          <w:color w:val="000000" w:themeColor="text1"/>
+        </w:rPr>
       </w:pPr>
       <w:r>
         <w:rPr>
           <w:rFonts w:ascii="Arial" w:hAnsi="Arial"/>
-          <w:color w:val="2C3E50"/>
+          <w:color w:val="000000" w:themeColor="text1"/>
         </w:rPr>
         <w:t>Các phương thức HTTP cốt lõi trong REST API gồm có:</w:t>
       </w:r>
@@ -210,19 +574,22 @@
       <w:pPr>
         <w:pStyle w:val="ListBullet"/>
         <w:spacing w:after="80"/>
+        <w:rPr>
+          <w:color w:val="000000" w:themeColor="text1"/>
+        </w:rPr>
       </w:pPr>
       <w:r>
         <w:rPr>
           <w:rFonts w:ascii="Arial" w:hAnsi="Arial"/>
           <w:b/>
-          <w:color w:val="2C3E50"/>
+          <w:color w:val="000000" w:themeColor="text1"/>
         </w:rPr>
         <w:t xml:space="preserve">GET Method: </w:t>
       </w:r>
       <w:r>
         <w:rPr>
           <w:rFonts w:ascii="Arial" w:hAnsi="Arial"/>
-          <w:color w:val="2C3E50"/>
+          <w:color w:val="000000" w:themeColor="text1"/>
         </w:rPr>
         <w:t>Yêu cầu server trả về dữ liệu (Không làm thay đổi dữ liệu ngầm bên trong). Ví dụ: Lấy danh sách toàn bộ món ăn lên màn hình.</w:t>
       </w:r>
@@ -231,19 +598,22 @@
       <w:pPr>
         <w:pStyle w:val="ListBullet"/>
         <w:spacing w:after="80"/>
+        <w:rPr>
+          <w:color w:val="000000" w:themeColor="text1"/>
+        </w:rPr>
       </w:pPr>
       <w:r>
         <w:rPr>
           <w:rFonts w:ascii="Arial" w:hAnsi="Arial"/>
           <w:b/>
-          <w:color w:val="2C3E50"/>
+          <w:color w:val="000000" w:themeColor="text1"/>
         </w:rPr>
         <w:t xml:space="preserve">POST Method: </w:t>
       </w:r>
       <w:r>
         <w:rPr>
           <w:rFonts w:ascii="Arial" w:hAnsi="Arial"/>
-          <w:color w:val="2C3E50"/>
+          <w:color w:val="000000" w:themeColor="text1"/>
         </w:rPr>
         <w:t>Gửi dữ liệu mới lên server để tạo bản ghi mới hoặc xử lý logic phức tạp. Ví dụ: Gửi thông tin cân nặng và ngân sách lên để server tính toán ra thực đơn tuần.</w:t>
       </w:r>
@@ -252,19 +622,22 @@
       <w:pPr>
         <w:pStyle w:val="ListBullet"/>
         <w:spacing w:after="80"/>
+        <w:rPr>
+          <w:color w:val="000000" w:themeColor="text1"/>
+        </w:rPr>
       </w:pPr>
       <w:r>
         <w:rPr>
           <w:rFonts w:ascii="Arial" w:hAnsi="Arial"/>
           <w:b/>
-          <w:color w:val="2C3E50"/>
+          <w:color w:val="000000" w:themeColor="text1"/>
         </w:rPr>
         <w:t xml:space="preserve">PUT / PATCH Method: </w:t>
       </w:r>
       <w:r>
         <w:rPr>
           <w:rFonts w:ascii="Arial" w:hAnsi="Arial"/>
-          <w:color w:val="2C3E50"/>
+          <w:color w:val="000000" w:themeColor="text1"/>
         </w:rPr>
         <w:t>Cập nhật thay đổi toàn bộ hoặc một phần dữ liệu đã có sẵn trên server.</w:t>
       </w:r>
@@ -273,12 +646,15 @@
       <w:pPr>
         <w:pStyle w:val="ListBullet"/>
         <w:spacing w:after="80"/>
+        <w:rPr>
+          <w:color w:val="000000" w:themeColor="text1"/>
+        </w:rPr>
       </w:pPr>
       <w:r>
         <w:rPr>
           <w:rFonts w:ascii="Arial" w:hAnsi="Arial"/>
           <w:b/>
-          <w:color w:val="2C3E50"/>
+          <w:color w:val="000000" w:themeColor="text1"/>
         </w:rPr>
         <w:lastRenderedPageBreak/>
         <w:t xml:space="preserve">DELETE Method: </w:t>
@@ -286,7 +662,7 @@
       <w:r>
         <w:rPr>
           <w:rFonts w:ascii="Arial" w:hAnsi="Arial"/>
-          <w:color w:val="2C3E50"/>
+          <w:color w:val="000000" w:themeColor="text1"/>
         </w:rPr>
         <w:t>Xóa một bản ghi dữ liệu khỏi hệ thống.</w:t>
       </w:r>
@@ -295,37 +671,95 @@
       <w:pPr>
         <w:keepNext/>
         <w:spacing w:before="360" w:after="120"/>
+        <w:rPr>
+          <w:color w:val="000000" w:themeColor="text1"/>
+          <w:lang w:val="vi-VN"/>
+        </w:rPr>
       </w:pPr>
       <w:r>
         <w:rPr>
           <w:rFonts w:ascii="Arial" w:hAnsi="Arial"/>
           <w:b/>
-          <w:color w:val="1B4332"/>
+          <w:color w:val="000000" w:themeColor="text1"/>
           <w:sz w:val="32"/>
         </w:rPr>
-        <w:t>5. API Contract &amp; JSON (Hợp đồng &amp; Gói tin trao đổi)</w:t>
+        <w:t>5. API Contract &amp; JSON</w:t>
       </w:r>
     </w:p>
     <w:p>
       <w:pPr>
         <w:spacing w:after="120"/>
+        <w:rPr>
+          <w:color w:val="000000" w:themeColor="text1"/>
+        </w:rPr>
       </w:pPr>
       <w:r>
         <w:rPr>
           <w:rFonts w:ascii="Arial" w:hAnsi="Arial"/>
-          <w:color w:val="2C3E50"/>
+          <w:color w:val="000000" w:themeColor="text1"/>
         </w:rPr>
-        <w:t>API Contract là bản thỏa thuận cam kết rõ ràng giữa Frontend và Backend về tên Endpoint, phương thức (GET/POST) và cấu trúc dữ liệu gửi/nhận.</w:t>
+        <w:t xml:space="preserve">API Contract </w:t>
+      </w:r>
+      <w:proofErr w:type="spellStart"/>
+      <w:r>
+        <w:rPr>
+          <w:rFonts w:ascii="Arial" w:hAnsi="Arial"/>
+          <w:color w:val="000000" w:themeColor="text1"/>
+        </w:rPr>
+        <w:t>là</w:t>
+      </w:r>
+      <w:proofErr w:type="spellEnd"/>
+      <w:r>
+        <w:rPr>
+          <w:rFonts w:ascii="Arial" w:hAnsi="Arial"/>
+          <w:color w:val="000000" w:themeColor="text1"/>
+        </w:rPr>
+        <w:t xml:space="preserve"> </w:t>
+      </w:r>
+      <w:proofErr w:type="spellStart"/>
+      <w:r>
+        <w:rPr>
+          <w:rFonts w:ascii="Arial" w:hAnsi="Arial"/>
+          <w:color w:val="000000" w:themeColor="text1"/>
+        </w:rPr>
+        <w:t>bản</w:t>
+      </w:r>
+      <w:proofErr w:type="spellEnd"/>
+      <w:r>
+        <w:rPr>
+          <w:rFonts w:ascii="Arial" w:hAnsi="Arial"/>
+          <w:color w:val="000000" w:themeColor="text1"/>
+        </w:rPr>
+        <w:t xml:space="preserve"> </w:t>
+      </w:r>
+      <w:proofErr w:type="spellStart"/>
+      <w:r>
+        <w:rPr>
+          <w:rFonts w:ascii="Arial" w:hAnsi="Arial"/>
+          <w:color w:val="000000" w:themeColor="text1"/>
+        </w:rPr>
+        <w:t>thỏa</w:t>
+      </w:r>
+      <w:proofErr w:type="spellEnd"/>
+      <w:r>
+        <w:rPr>
+          <w:rFonts w:ascii="Arial" w:hAnsi="Arial"/>
+          <w:color w:val="000000" w:themeColor="text1"/>
+        </w:rPr>
+        <w:t xml:space="preserve"> thuận cam kết rõ ràng giữa Frontend và Backend về tên Endpoint, phương thức (GET/POST) và cấu trúc dữ liệu gửi/nhận.</w:t>
       </w:r>
     </w:p>
     <w:p>
       <w:pPr>
         <w:spacing w:after="120"/>
+        <w:rPr>
+          <w:color w:val="000000" w:themeColor="text1"/>
+        </w:rPr>
       </w:pPr>
       <w:r>
         <w:rPr>
           <w:rFonts w:ascii="Arial" w:hAnsi="Arial"/>
-          <w:color w:val="2C3E50"/>
+          <w:color w:val="000000" w:themeColor="text1"/>
         </w:rPr>
         <w:t>JSON (JavaScript Object Notation) là định dạng văn bản chuẩn dạng cặp khóa - giá trị (key - value) dùng để gói ghém dữ liệu truyền qua lại qua REST API.</w:t>
       </w:r>
@@ -334,11 +768,14 @@
       <w:pPr>
         <w:shd w:val="clear" w:color="auto" w:fill="1E1E1E"/>
         <w:spacing w:before="120" w:after="120"/>
+        <w:rPr>
+          <w:color w:val="000000" w:themeColor="text1"/>
+        </w:rPr>
       </w:pPr>
       <w:r>
         <w:rPr>
           <w:rFonts w:ascii="Courier New" w:hAnsi="Courier New"/>
-          <w:color w:val="D4D4D4"/>
+          <w:color w:val="000000" w:themeColor="text1"/>
           <w:sz w:val="19"/>
         </w:rPr>
         <w:t>{</w:t>
@@ -346,7 +783,7 @@
       <w:r>
         <w:rPr>
           <w:rFonts w:ascii="Courier New" w:hAnsi="Courier New"/>
-          <w:color w:val="D4D4D4"/>
+          <w:color w:val="000000" w:themeColor="text1"/>
           <w:sz w:val="19"/>
         </w:rPr>
         <w:br/>
@@ -355,7 +792,7 @@
       <w:r>
         <w:rPr>
           <w:rFonts w:ascii="Courier New" w:hAnsi="Courier New"/>
-          <w:color w:val="D4D4D4"/>
+          <w:color w:val="000000" w:themeColor="text1"/>
           <w:sz w:val="19"/>
         </w:rPr>
         <w:br/>
@@ -364,7 +801,7 @@
       <w:r>
         <w:rPr>
           <w:rFonts w:ascii="Courier New" w:hAnsi="Courier New"/>
-          <w:color w:val="D4D4D4"/>
+          <w:color w:val="000000" w:themeColor="text1"/>
           <w:sz w:val="19"/>
         </w:rPr>
         <w:br/>
@@ -373,7 +810,7 @@
       <w:r>
         <w:rPr>
           <w:rFonts w:ascii="Courier New" w:hAnsi="Courier New"/>
-          <w:color w:val="D4D4D4"/>
+          <w:color w:val="000000" w:themeColor="text1"/>
           <w:sz w:val="19"/>
         </w:rPr>
         <w:br/>
@@ -382,7 +819,7 @@
       <w:r>
         <w:rPr>
           <w:rFonts w:ascii="Courier New" w:hAnsi="Courier New"/>
-          <w:color w:val="D4D4D4"/>
+          <w:color w:val="000000" w:themeColor="text1"/>
           <w:sz w:val="19"/>
         </w:rPr>
         <w:br/>
@@ -393,66 +830,235 @@
       <w:pPr>
         <w:keepNext/>
         <w:spacing w:before="360" w:after="120"/>
+        <w:rPr>
+          <w:color w:val="000000" w:themeColor="text1"/>
+          <w:lang w:val="vi-VN"/>
+        </w:rPr>
       </w:pPr>
       <w:r>
         <w:rPr>
           <w:rFonts w:ascii="Arial" w:hAnsi="Arial"/>
           <w:b/>
-          <w:color w:val="1B4332"/>
+          <w:color w:val="000000" w:themeColor="text1"/>
           <w:sz w:val="32"/>
         </w:rPr>
-        <w:t>6. Git là gì? (Quản lý phiên bản mã nguồn)</w:t>
+        <w:t xml:space="preserve">6. Git </w:t>
+      </w:r>
+      <w:proofErr w:type="spellStart"/>
+      <w:r>
+        <w:rPr>
+          <w:rFonts w:ascii="Arial" w:hAnsi="Arial"/>
+          <w:b/>
+          <w:color w:val="000000" w:themeColor="text1"/>
+          <w:sz w:val="32"/>
+        </w:rPr>
+        <w:t>là</w:t>
+      </w:r>
+      <w:proofErr w:type="spellEnd"/>
+      <w:r>
+        <w:rPr>
+          <w:rFonts w:ascii="Arial" w:hAnsi="Arial"/>
+          <w:b/>
+          <w:color w:val="000000" w:themeColor="text1"/>
+          <w:sz w:val="32"/>
+        </w:rPr>
+        <w:t xml:space="preserve"> </w:t>
+      </w:r>
+      <w:proofErr w:type="spellStart"/>
+      <w:r>
+        <w:rPr>
+          <w:rFonts w:ascii="Arial" w:hAnsi="Arial"/>
+          <w:b/>
+          <w:color w:val="000000" w:themeColor="text1"/>
+          <w:sz w:val="32"/>
+        </w:rPr>
+        <w:t>gì</w:t>
+      </w:r>
+      <w:proofErr w:type="spellEnd"/>
+      <w:r>
+        <w:rPr>
+          <w:rFonts w:ascii="Arial" w:hAnsi="Arial"/>
+          <w:b/>
+          <w:color w:val="000000" w:themeColor="text1"/>
+          <w:sz w:val="32"/>
+        </w:rPr>
+        <w:t>?</w:t>
       </w:r>
     </w:p>
     <w:p>
       <w:pPr>
         <w:spacing w:after="120"/>
+        <w:rPr>
+          <w:color w:val="000000" w:themeColor="text1"/>
+        </w:rPr>
       </w:pPr>
       <w:r>
         <w:rPr>
           <w:rFonts w:ascii="Arial" w:hAnsi="Arial"/>
-          <w:color w:val="2C3E50"/>
+          <w:color w:val="000000" w:themeColor="text1"/>
         </w:rPr>
-        <w:t>Git là công cụ ghi lại mọi lịch sử thay đổi code giúp cả nhóm làm việc chung trên một dự án mà không sợ đè hoặc mất code của nhau.</w:t>
+        <w:t xml:space="preserve">Git </w:t>
+      </w:r>
+      <w:proofErr w:type="spellStart"/>
+      <w:r>
+        <w:rPr>
+          <w:rFonts w:ascii="Arial" w:hAnsi="Arial"/>
+          <w:color w:val="000000" w:themeColor="text1"/>
+        </w:rPr>
+        <w:t>là</w:t>
+      </w:r>
+      <w:proofErr w:type="spellEnd"/>
+      <w:r>
+        <w:rPr>
+          <w:rFonts w:ascii="Arial" w:hAnsi="Arial"/>
+          <w:color w:val="000000" w:themeColor="text1"/>
+        </w:rPr>
+        <w:t xml:space="preserve"> </w:t>
+      </w:r>
+      <w:proofErr w:type="spellStart"/>
+      <w:r>
+        <w:rPr>
+          <w:rFonts w:ascii="Arial" w:hAnsi="Arial"/>
+          <w:color w:val="000000" w:themeColor="text1"/>
+        </w:rPr>
+        <w:t>công</w:t>
+      </w:r>
+      <w:proofErr w:type="spellEnd"/>
+      <w:r>
+        <w:rPr>
+          <w:rFonts w:ascii="Arial" w:hAnsi="Arial"/>
+          <w:color w:val="000000" w:themeColor="text1"/>
+        </w:rPr>
+        <w:t xml:space="preserve"> </w:t>
+      </w:r>
+      <w:proofErr w:type="spellStart"/>
+      <w:r>
+        <w:rPr>
+          <w:rFonts w:ascii="Arial" w:hAnsi="Arial"/>
+          <w:color w:val="000000" w:themeColor="text1"/>
+        </w:rPr>
+        <w:t>cụ</w:t>
+      </w:r>
+      <w:proofErr w:type="spellEnd"/>
+      <w:r>
+        <w:rPr>
+          <w:rFonts w:ascii="Arial" w:hAnsi="Arial"/>
+          <w:color w:val="000000" w:themeColor="text1"/>
+        </w:rPr>
+        <w:t xml:space="preserve"> ghi lại mọi lịch sử thay đổi code giúp cả nhóm làm việc chung trên một dự án mà không sợ đè hoặc mất code của nhau.</w:t>
       </w:r>
     </w:p>
     <w:p>
       <w:pPr>
         <w:keepNext/>
         <w:spacing w:before="360" w:after="120"/>
+        <w:rPr>
+          <w:color w:val="000000" w:themeColor="text1"/>
+          <w:lang w:val="vi-VN"/>
+        </w:rPr>
       </w:pPr>
       <w:r>
         <w:rPr>
           <w:rFonts w:ascii="Arial" w:hAnsi="Arial"/>
           <w:b/>
-          <w:color w:val="1B4332"/>
+          <w:color w:val="000000" w:themeColor="text1"/>
           <w:sz w:val="32"/>
         </w:rPr>
-        <w:t>7. Docker &amp; Docker Compose (Đóng gói môi trường)</w:t>
+        <w:t>7. Docker &amp; Docker Compose</w:t>
       </w:r>
     </w:p>
     <w:p>
       <w:pPr>
         <w:spacing w:after="120"/>
+        <w:rPr>
+          <w:color w:val="000000" w:themeColor="text1"/>
+        </w:rPr>
       </w:pPr>
       <w:r>
         <w:rPr>
           <w:rFonts w:ascii="Arial" w:hAnsi="Arial"/>
-          <w:color w:val="2C3E50"/>
+          <w:color w:val="000000" w:themeColor="text1"/>
         </w:rPr>
-        <w:t>Docker giúp đóng gói ứng dụng và thư viện vào trong một 'container' ảo hóa, đảm bảo code chạy mượt mà trên mọi máy tính (triệt tiêu hoàn toàn lỗi 'Máy tao chạy được mà máy mày lỗi'). Docker Compose giúp chạy đồng thời Database và Backend chỉ với 1 lệnh.</w:t>
+        <w:t xml:space="preserve">Docker </w:t>
+      </w:r>
+      <w:proofErr w:type="spellStart"/>
+      <w:r>
+        <w:rPr>
+          <w:rFonts w:ascii="Arial" w:hAnsi="Arial"/>
+          <w:color w:val="000000" w:themeColor="text1"/>
+        </w:rPr>
+        <w:t>giúp</w:t>
+      </w:r>
+      <w:proofErr w:type="spellEnd"/>
+      <w:r>
+        <w:rPr>
+          <w:rFonts w:ascii="Arial" w:hAnsi="Arial"/>
+          <w:color w:val="000000" w:themeColor="text1"/>
+        </w:rPr>
+        <w:t xml:space="preserve"> </w:t>
+      </w:r>
+      <w:proofErr w:type="spellStart"/>
+      <w:r>
+        <w:rPr>
+          <w:rFonts w:ascii="Arial" w:hAnsi="Arial"/>
+          <w:color w:val="000000" w:themeColor="text1"/>
+        </w:rPr>
+        <w:t>đóng</w:t>
+      </w:r>
+      <w:proofErr w:type="spellEnd"/>
+      <w:r>
+        <w:rPr>
+          <w:rFonts w:ascii="Arial" w:hAnsi="Arial"/>
+          <w:color w:val="000000" w:themeColor="text1"/>
+        </w:rPr>
+        <w:t xml:space="preserve"> </w:t>
+      </w:r>
+      <w:proofErr w:type="spellStart"/>
+      <w:r>
+        <w:rPr>
+          <w:rFonts w:ascii="Arial" w:hAnsi="Arial"/>
+          <w:color w:val="000000" w:themeColor="text1"/>
+        </w:rPr>
+        <w:t>gói</w:t>
+      </w:r>
+      <w:proofErr w:type="spellEnd"/>
+      <w:r>
+        <w:rPr>
+          <w:rFonts w:ascii="Arial" w:hAnsi="Arial"/>
+          <w:color w:val="000000" w:themeColor="text1"/>
+        </w:rPr>
+        <w:t xml:space="preserve"> </w:t>
+      </w:r>
+      <w:proofErr w:type="spellStart"/>
+      <w:r>
+        <w:rPr>
+          <w:rFonts w:ascii="Arial" w:hAnsi="Arial"/>
+          <w:color w:val="000000" w:themeColor="text1"/>
+        </w:rPr>
+        <w:t>ứng</w:t>
+      </w:r>
+      <w:proofErr w:type="spellEnd"/>
+      <w:r>
+        <w:rPr>
+          <w:rFonts w:ascii="Arial" w:hAnsi="Arial"/>
+          <w:color w:val="000000" w:themeColor="text1"/>
+        </w:rPr>
+        <w:t xml:space="preserve"> dụng và thư viện vào trong một 'container' ảo hóa, đảm bảo code chạy mượt mà trên mọi máy tính (triệt tiêu hoàn toàn lỗi 'Máy tao chạy được mà máy mày lỗi'). Docker Compose giúp chạy đồng thời Database và Backend chỉ với 1 lệnh.</w:t>
       </w:r>
     </w:p>
     <w:p>
       <w:pPr>
         <w:keepNext/>
         <w:spacing w:before="360" w:after="120"/>
+        <w:rPr>
+          <w:color w:val="000000" w:themeColor="text1"/>
+        </w:rPr>
       </w:pPr>
       <w:r>
         <w:rPr>
           <w:rFonts w:ascii="Arial" w:hAnsi="Arial"/>
           <w:b/>
-          <w:color w:val="1B4332"/>
+          <w:color w:val="000000" w:themeColor="text1"/>
           <w:sz w:val="32"/>
         </w:rPr>
         <w:t>8. Biến môi trường (.env)</w:t>
@@ -461,11 +1067,14 @@
     <w:p>
       <w:pPr>
         <w:spacing w:after="120"/>
+        <w:rPr>
+          <w:color w:val="000000" w:themeColor="text1"/>
+        </w:rPr>
       </w:pPr>
       <w:r>
         <w:rPr>
           <w:rFonts w:ascii="Arial" w:hAnsi="Arial"/>
-          <w:color w:val="2C3E50"/>
+          <w:color w:val="000000" w:themeColor="text1"/>
         </w:rPr>
         <w:t>Nơi cất giấu các thông tin bảo mật như mật khẩu cơ sở dữ liệu hoặc khóa API Gemini, tránh việc bị lộ lên GitHub.</w:t>
       </w:r>
@@ -474,12 +1083,15 @@
       <w:pPr>
         <w:keepNext/>
         <w:spacing w:before="360" w:after="120"/>
+        <w:rPr>
+          <w:color w:val="000000" w:themeColor="text1"/>
+        </w:rPr>
       </w:pPr>
       <w:r>
         <w:rPr>
           <w:rFonts w:ascii="Arial" w:hAnsi="Arial"/>
           <w:b/>
-          <w:color w:val="1B4332"/>
+          <w:color w:val="000000" w:themeColor="text1"/>
           <w:sz w:val="32"/>
         </w:rPr>
         <w:t>9. AI Agent &amp; Tool Calling</w:t>
@@ -488,11 +1100,14 @@
     <w:p>
       <w:pPr>
         <w:spacing w:after="120"/>
+        <w:rPr>
+          <w:color w:val="000000" w:themeColor="text1"/>
+        </w:rPr>
       </w:pPr>
       <w:r>
         <w:rPr>
           <w:rFonts w:ascii="Arial" w:hAnsi="Arial"/>
-          <w:color w:val="2C3E50"/>
+          <w:color w:val="000000" w:themeColor="text1"/>
         </w:rPr>
         <w:t>Hệ thống AI có khả năng tự suy luận và tự động gọi các hàm lập trình (Tool Calling) để truy vấn dữ liệu thực tế thay vì tự bịa ra.</w:t>
       </w:r>
